--- a/resume/Resume_XiaoyuZhou_FullTime.docx
+++ b/resume/Resume_XiaoyuZhou_FullTime.docx
@@ -91,19 +91,7 @@
           <w:u w:val="none"/>
           <w:lang w:val="es-ES"/>
         </w:rPr>
-        <w:t>|</w:t>
-      </w:r>
-      <w:r>
-        <w:rPr>
-          <w:rStyle w:val="Hyperlink"/>
-          <w:rFonts w:ascii="Times New Roman" w:hAnsi="Times New Roman" w:cs="Times New Roman"/>
-          <w:color w:val="000000" w:themeColor="text1"/>
-          <w:sz w:val="22"/>
-          <w:szCs w:val="22"/>
-          <w:u w:val="none"/>
-          <w:lang w:val="es-ES"/>
-        </w:rPr>
-        <w:t xml:space="preserve"> </w:t>
+        <w:t xml:space="preserve">| </w:t>
       </w:r>
       <w:proofErr w:type="spellStart"/>
       <w:r>
@@ -139,18 +127,7 @@
           <w:szCs w:val="22"/>
           <w:u w:val="none"/>
         </w:rPr>
-        <w:t>, CA</w:t>
-      </w:r>
-      <w:r>
-        <w:rPr>
-          <w:rStyle w:val="Hyperlink"/>
-          <w:rFonts w:ascii="Times New Roman" w:hAnsi="Times New Roman" w:cs="Times New Roman"/>
-          <w:color w:val="000000" w:themeColor="text1"/>
-          <w:sz w:val="22"/>
-          <w:szCs w:val="22"/>
-          <w:u w:val="none"/>
-        </w:rPr>
-        <w:t xml:space="preserve"> </w:t>
+        <w:t xml:space="preserve">, CA </w:t>
       </w:r>
       <w:r>
         <w:rPr>
@@ -162,19 +139,7 @@
           <w:u w:val="none"/>
           <w:lang w:val="es-ES"/>
         </w:rPr>
-        <w:t>|</w:t>
-      </w:r>
-      <w:r>
-        <w:rPr>
-          <w:rStyle w:val="Hyperlink"/>
-          <w:rFonts w:ascii="Times New Roman" w:hAnsi="Times New Roman" w:cs="Times New Roman"/>
-          <w:color w:val="000000" w:themeColor="text1"/>
-          <w:sz w:val="22"/>
-          <w:szCs w:val="22"/>
-          <w:u w:val="none"/>
-          <w:lang w:val="es-ES"/>
-        </w:rPr>
-        <w:t xml:space="preserve"> </w:t>
+        <w:t xml:space="preserve">| </w:t>
       </w:r>
       <w:hyperlink r:id="rId8" w:history="1">
         <w:proofErr w:type="spellStart"/>
@@ -401,16 +366,7 @@
           <w:sz w:val="22"/>
           <w:szCs w:val="22"/>
         </w:rPr>
-        <w:t xml:space="preserve">Berkeley, </w:t>
-      </w:r>
-      <w:r>
-        <w:rPr>
-          <w:rFonts w:ascii="Times New Roman" w:hAnsi="Times New Roman" w:cs="Times New Roman"/>
-          <w:color w:val="000000"/>
-          <w:sz w:val="22"/>
-          <w:szCs w:val="22"/>
-        </w:rPr>
-        <w:t>CA</w:t>
+        <w:t>Berkeley, CA</w:t>
       </w:r>
     </w:p>
     <w:p>
@@ -429,16 +385,7 @@
           <w:sz w:val="20"/>
           <w:szCs w:val="20"/>
         </w:rPr>
-        <w:t>M</w:t>
-      </w:r>
-      <w:r>
-        <w:rPr>
-          <w:rFonts w:ascii="Times New Roman" w:hAnsi="Times New Roman" w:cs="Times New Roman"/>
-          <w:color w:val="000000"/>
-          <w:sz w:val="20"/>
-          <w:szCs w:val="20"/>
-        </w:rPr>
-        <w:t>aster of Arts</w:t>
+        <w:t>Master of Arts</w:t>
       </w:r>
       <w:r>
         <w:rPr>
@@ -558,25 +505,7 @@
           <w:sz w:val="20"/>
           <w:szCs w:val="20"/>
         </w:rPr>
-        <w:t xml:space="preserve"> </w:t>
-      </w:r>
-      <w:r>
-        <w:rPr>
-          <w:rFonts w:ascii="Times New Roman" w:hAnsi="Times New Roman" w:cs="Times New Roman"/>
-          <w:color w:val="000000"/>
-          <w:sz w:val="20"/>
-          <w:szCs w:val="20"/>
-        </w:rPr>
-        <w:t xml:space="preserve">         </w:t>
-      </w:r>
-      <w:r>
-        <w:rPr>
-          <w:rFonts w:ascii="Times New Roman" w:hAnsi="Times New Roman" w:cs="Times New Roman"/>
-          <w:color w:val="000000"/>
-          <w:sz w:val="20"/>
-          <w:szCs w:val="20"/>
-        </w:rPr>
-        <w:t>May</w:t>
+        <w:t xml:space="preserve">          May</w:t>
       </w:r>
       <w:r>
         <w:rPr>
@@ -668,7 +597,43 @@
           <w:sz w:val="20"/>
           <w:szCs w:val="20"/>
         </w:rPr>
-        <w:t>Relevant Coursework: Longitudinal Data Analysis, Statistical Computing, Advanced Probability/Statistics</w:t>
+        <w:t xml:space="preserve">Relevant Coursework: Statistical Computing, </w:t>
+      </w:r>
+      <w:r>
+        <w:rPr>
+          <w:rFonts w:ascii="Times New Roman" w:hAnsi="Times New Roman" w:cs="Times New Roman"/>
+          <w:color w:val="000000"/>
+          <w:sz w:val="20"/>
+          <w:szCs w:val="20"/>
+        </w:rPr>
+        <w:t xml:space="preserve">Natural Language Processing, </w:t>
+      </w:r>
+      <w:r>
+        <w:rPr>
+          <w:rFonts w:ascii="Times New Roman" w:hAnsi="Times New Roman" w:cs="Times New Roman"/>
+          <w:color w:val="000000"/>
+          <w:sz w:val="20"/>
+          <w:szCs w:val="20"/>
+        </w:rPr>
+        <w:t>Optimization Models in Engineering</w:t>
+      </w:r>
+      <w:r>
+        <w:rPr>
+          <w:rFonts w:ascii="Times New Roman" w:hAnsi="Times New Roman" w:cs="Times New Roman"/>
+          <w:color w:val="000000"/>
+          <w:sz w:val="20"/>
+          <w:szCs w:val="20"/>
+        </w:rPr>
+        <w:t xml:space="preserve">, </w:t>
+      </w:r>
+      <w:r>
+        <w:rPr>
+          <w:rFonts w:ascii="Times New Roman" w:hAnsi="Times New Roman" w:cs="Times New Roman"/>
+          <w:color w:val="000000"/>
+          <w:sz w:val="20"/>
+          <w:szCs w:val="20"/>
+        </w:rPr>
+        <w:t>Advanced Probability/Statistics, Longitudinal Data Analysis</w:t>
       </w:r>
     </w:p>
     <w:p>
@@ -678,8 +643,8 @@
           <w:b/>
           <w:bCs/>
           <w:color w:val="000000"/>
-          <w:sz w:val="20"/>
-          <w:szCs w:val="20"/>
+          <w:sz w:val="22"/>
+          <w:szCs w:val="22"/>
         </w:rPr>
       </w:pPr>
     </w:p>
@@ -1774,18 +1739,7 @@
           <w:sz w:val="22"/>
           <w:szCs w:val="22"/>
         </w:rPr>
-        <w:t>PROFESSIONAL</w:t>
-      </w:r>
-      <w:r>
-        <w:rPr>
-          <w:rFonts w:ascii="Times New Roman" w:hAnsi="Times New Roman" w:cs="Times New Roman"/>
-          <w:b/>
-          <w:bCs/>
-          <w:color w:val="000000"/>
-          <w:sz w:val="22"/>
-          <w:szCs w:val="22"/>
-        </w:rPr>
-        <w:t xml:space="preserve"> EXPERIENCE</w:t>
+        <w:t>PROFESSIONAL EXPERIENCE</w:t>
       </w:r>
       <w:r>
         <w:rPr>
@@ -2139,7 +2093,7 @@
           <w:szCs w:val="20"/>
           <w:lang w:val="en-CA"/>
         </w:rPr>
-        <w:t xml:space="preserve">Prepare and lead instructions for 2 lab sections of </w:t>
+        <w:t>Prepare and lead instructions for 2 lab sections of ECON 140: Econometrics</w:t>
       </w:r>
       <w:r>
         <w:rPr>
@@ -2149,47 +2103,7 @@
           <w:szCs w:val="20"/>
           <w:lang w:val="en-CA"/>
         </w:rPr>
-        <w:t>ECON</w:t>
-      </w:r>
-      <w:r>
-        <w:rPr>
-          <w:rFonts w:ascii="Times New Roman" w:hAnsi="Times New Roman" w:cs="Times New Roman"/>
-          <w:color w:val="000000" w:themeColor="text1"/>
-          <w:sz w:val="20"/>
-          <w:szCs w:val="20"/>
-          <w:lang w:val="en-CA"/>
-        </w:rPr>
-        <w:t xml:space="preserve"> 140: Econometrics</w:t>
-      </w:r>
-      <w:r>
-        <w:rPr>
-          <w:rFonts w:ascii="Times New Roman" w:hAnsi="Times New Roman" w:cs="Times New Roman"/>
-          <w:color w:val="000000" w:themeColor="text1"/>
-          <w:sz w:val="20"/>
-          <w:szCs w:val="20"/>
-          <w:lang w:val="en-CA"/>
-        </w:rPr>
-        <w:t>; collaborate with other GSIs to grade problem sets</w:t>
-      </w:r>
-      <w:r>
-        <w:rPr>
-          <w:rFonts w:ascii="Times New Roman" w:hAnsi="Times New Roman" w:cs="Times New Roman"/>
-          <w:color w:val="000000" w:themeColor="text1"/>
-          <w:sz w:val="20"/>
-          <w:szCs w:val="20"/>
-          <w:lang w:val="en-CA"/>
-        </w:rPr>
-        <w:t xml:space="preserve"> and </w:t>
-      </w:r>
-      <w:r>
-        <w:rPr>
-          <w:rFonts w:ascii="Times New Roman" w:hAnsi="Times New Roman" w:cs="Times New Roman"/>
-          <w:color w:val="000000" w:themeColor="text1"/>
-          <w:sz w:val="20"/>
-          <w:szCs w:val="20"/>
-          <w:lang w:val="en-CA"/>
-        </w:rPr>
-        <w:t xml:space="preserve">exams </w:t>
+        <w:t xml:space="preserve"> and ECON 1: Introduction to Economics; collaborate with other GSIs to grade problem sets and exams </w:t>
       </w:r>
       <w:r>
         <w:rPr>
@@ -2409,17 +2323,7 @@
           <w:szCs w:val="20"/>
           <w:lang w:val="en-CA"/>
         </w:rPr>
-        <w:t>Data</w:t>
-      </w:r>
-      <w:r>
-        <w:rPr>
-          <w:rFonts w:ascii="Times New Roman" w:hAnsi="Times New Roman" w:cs="Times New Roman"/>
-          <w:color w:val="000000"/>
-          <w:sz w:val="20"/>
-          <w:szCs w:val="20"/>
-          <w:lang w:val="en-CA"/>
-        </w:rPr>
-        <w:t xml:space="preserve"> </w:t>
+        <w:t xml:space="preserve">Data </w:t>
       </w:r>
       <w:r>
         <w:rPr>
@@ -2481,6 +2385,7 @@
         </w:rPr>
         <w:tab/>
       </w:r>
+      <w:proofErr w:type="gramStart"/>
       <w:r>
         <w:rPr>
           <w:rFonts w:ascii="Times New Roman" w:hAnsi="Times New Roman" w:cs="Times New Roman"/>
@@ -2509,7 +2414,18 @@
           <w:szCs w:val="20"/>
           <w:lang w:val="en-CA"/>
         </w:rPr>
-        <w:t xml:space="preserve">September 2021 – </w:t>
+        <w:t>September</w:t>
+      </w:r>
+      <w:proofErr w:type="gramEnd"/>
+      <w:r>
+        <w:rPr>
+          <w:rFonts w:ascii="Times New Roman" w:hAnsi="Times New Roman" w:cs="Times New Roman"/>
+          <w:color w:val="000000"/>
+          <w:sz w:val="20"/>
+          <w:szCs w:val="20"/>
+          <w:lang w:val="en-CA"/>
+        </w:rPr>
+        <w:t xml:space="preserve"> 2021 – </w:t>
       </w:r>
       <w:r>
         <w:rPr>
@@ -2553,16 +2469,7 @@
           <w:sz w:val="20"/>
           <w:szCs w:val="20"/>
         </w:rPr>
-        <w:t xml:space="preserve"> with pandas/</w:t>
-      </w:r>
-      <w:r>
-        <w:rPr>
-          <w:rFonts w:ascii="Times New Roman" w:hAnsi="Times New Roman" w:cs="Times New Roman"/>
-          <w:color w:val="000000"/>
-          <w:sz w:val="20"/>
-          <w:szCs w:val="20"/>
-        </w:rPr>
-        <w:t>NumPy</w:t>
+        <w:t xml:space="preserve"> with pandas/NumPy</w:t>
       </w:r>
       <w:r>
         <w:rPr>
@@ -2589,8 +2496,19 @@
           <w:sz w:val="20"/>
           <w:szCs w:val="20"/>
         </w:rPr>
-        <w:t xml:space="preserve"> of university endowment</w:t>
-      </w:r>
+        <w:t xml:space="preserve"> of university </w:t>
+      </w:r>
+      <w:proofErr w:type="gramStart"/>
+      <w:r>
+        <w:rPr>
+          <w:rFonts w:ascii="Times New Roman" w:hAnsi="Times New Roman" w:cs="Times New Roman"/>
+          <w:color w:val="000000"/>
+          <w:sz w:val="20"/>
+          <w:szCs w:val="20"/>
+        </w:rPr>
+        <w:t>endowment</w:t>
+      </w:r>
+      <w:proofErr w:type="gramEnd"/>
     </w:p>
     <w:p>
       <w:pPr>
@@ -2614,43 +2532,16 @@
           <w:sz w:val="20"/>
           <w:szCs w:val="20"/>
         </w:rPr>
-        <w:t xml:space="preserve">Used </w:t>
-      </w:r>
-      <w:r>
-        <w:rPr>
-          <w:rFonts w:ascii="Times New Roman" w:hAnsi="Times New Roman" w:cs="Times New Roman"/>
-          <w:color w:val="000000"/>
-          <w:sz w:val="20"/>
-          <w:szCs w:val="20"/>
-        </w:rPr>
-        <w:t xml:space="preserve">fixed-effects </w:t>
-      </w:r>
-      <w:r>
-        <w:rPr>
-          <w:rFonts w:ascii="Times New Roman" w:hAnsi="Times New Roman" w:cs="Times New Roman"/>
-          <w:color w:val="000000"/>
-          <w:sz w:val="20"/>
-          <w:szCs w:val="20"/>
-        </w:rPr>
-        <w:t xml:space="preserve">regression models </w:t>
-      </w:r>
-      <w:r>
-        <w:rPr>
-          <w:rFonts w:ascii="Times New Roman" w:hAnsi="Times New Roman" w:cs="Times New Roman"/>
-          <w:color w:val="000000"/>
-          <w:sz w:val="20"/>
-          <w:szCs w:val="20"/>
-        </w:rPr>
-        <w:t>in R</w:t>
-      </w:r>
-      <w:r>
-        <w:rPr>
-          <w:rFonts w:ascii="Times New Roman" w:hAnsi="Times New Roman" w:cs="Times New Roman"/>
-          <w:color w:val="000000"/>
-          <w:sz w:val="20"/>
-          <w:szCs w:val="20"/>
-        </w:rPr>
-        <w:t>/Stata</w:t>
+        <w:t>Used fixed-effects regression models in R/Stata to a</w:t>
+      </w:r>
+      <w:r>
+        <w:rPr>
+          <w:rFonts w:ascii="Times New Roman" w:hAnsi="Times New Roman" w:cs="Times New Roman"/>
+          <w:color w:val="000000"/>
+          <w:sz w:val="20"/>
+          <w:szCs w:val="20"/>
+        </w:rPr>
+        <w:t>nalyze</w:t>
       </w:r>
       <w:r>
         <w:rPr>
@@ -2668,33 +2559,6 @@
           <w:sz w:val="20"/>
           <w:szCs w:val="20"/>
         </w:rPr>
-        <w:t>to a</w:t>
-      </w:r>
-      <w:r>
-        <w:rPr>
-          <w:rFonts w:ascii="Times New Roman" w:hAnsi="Times New Roman" w:cs="Times New Roman"/>
-          <w:color w:val="000000"/>
-          <w:sz w:val="20"/>
-          <w:szCs w:val="20"/>
-        </w:rPr>
-        <w:t>nalyze</w:t>
-      </w:r>
-      <w:r>
-        <w:rPr>
-          <w:rFonts w:ascii="Times New Roman" w:hAnsi="Times New Roman" w:cs="Times New Roman"/>
-          <w:color w:val="000000"/>
-          <w:sz w:val="20"/>
-          <w:szCs w:val="20"/>
-        </w:rPr>
-        <w:t xml:space="preserve"> </w:t>
-      </w:r>
-      <w:r>
-        <w:rPr>
-          <w:rFonts w:ascii="Times New Roman" w:hAnsi="Times New Roman" w:cs="Times New Roman"/>
-          <w:color w:val="000000"/>
-          <w:sz w:val="20"/>
-          <w:szCs w:val="20"/>
-        </w:rPr>
         <w:t xml:space="preserve">the relationship between luncheon attendance and donor loyalty; discovered an 18% boost in </w:t>
       </w:r>
       <w:r>
@@ -2713,8 +2577,19 @@
           <w:sz w:val="20"/>
           <w:szCs w:val="20"/>
         </w:rPr>
-        <w:t>cash and commitment for luncheon attendees versus non-attendees</w:t>
-      </w:r>
+        <w:t>cash and commitment for luncheon attendees versus non-</w:t>
+      </w:r>
+      <w:proofErr w:type="gramStart"/>
+      <w:r>
+        <w:rPr>
+          <w:rFonts w:ascii="Times New Roman" w:hAnsi="Times New Roman" w:cs="Times New Roman"/>
+          <w:color w:val="000000"/>
+          <w:sz w:val="20"/>
+          <w:szCs w:val="20"/>
+        </w:rPr>
+        <w:t>attendees</w:t>
+      </w:r>
+      <w:proofErr w:type="gramEnd"/>
     </w:p>
     <w:p>
       <w:pPr>
@@ -2738,35 +2613,28 @@
           <w:sz w:val="20"/>
           <w:szCs w:val="20"/>
         </w:rPr>
-        <w:t>Automated the text cleaning process of the 2021/2022 W&amp;M annual donor report</w:t>
-      </w:r>
-      <w:r>
-        <w:rPr>
-          <w:rFonts w:ascii="Times New Roman" w:hAnsi="Times New Roman" w:cs="Times New Roman"/>
-          <w:color w:val="000000"/>
-          <w:sz w:val="20"/>
-          <w:szCs w:val="20"/>
-        </w:rPr>
-        <w:t xml:space="preserve"> using Python</w:t>
-      </w:r>
-      <w:r>
-        <w:rPr>
-          <w:rFonts w:ascii="Times New Roman" w:hAnsi="Times New Roman" w:cs="Times New Roman"/>
-          <w:color w:val="000000"/>
-          <w:sz w:val="20"/>
-          <w:szCs w:val="20"/>
-        </w:rPr>
-        <w:t>; h</w:t>
-      </w:r>
-      <w:r>
-        <w:rPr>
-          <w:rFonts w:ascii="Times New Roman" w:hAnsi="Times New Roman" w:cs="Times New Roman"/>
-          <w:color w:val="000000"/>
-          <w:sz w:val="20"/>
-          <w:szCs w:val="20"/>
-        </w:rPr>
-        <w:t>elped the university obtain the highest alumni giving rate (21%) of any national public university in 2021</w:t>
-      </w:r>
+        <w:t>Automated the text cleaning process of the 2021/2022 W&amp;M annual donor report using Python; h</w:t>
+      </w:r>
+      <w:r>
+        <w:rPr>
+          <w:rFonts w:ascii="Times New Roman" w:hAnsi="Times New Roman" w:cs="Times New Roman"/>
+          <w:color w:val="000000"/>
+          <w:sz w:val="20"/>
+          <w:szCs w:val="20"/>
+        </w:rPr>
+        <w:t xml:space="preserve">elped the university obtain the highest alumni giving rate (21%) of any national public university in </w:t>
+      </w:r>
+      <w:proofErr w:type="gramStart"/>
+      <w:r>
+        <w:rPr>
+          <w:rFonts w:ascii="Times New Roman" w:hAnsi="Times New Roman" w:cs="Times New Roman"/>
+          <w:color w:val="000000"/>
+          <w:sz w:val="20"/>
+          <w:szCs w:val="20"/>
+        </w:rPr>
+        <w:t>2021</w:t>
+      </w:r>
+      <w:proofErr w:type="gramEnd"/>
     </w:p>
     <w:p>
       <w:pPr>
@@ -2898,6 +2766,7 @@
         <w:tab/>
         <w:t xml:space="preserve">       </w:t>
       </w:r>
+      <w:proofErr w:type="gramStart"/>
       <w:r>
         <w:rPr>
           <w:rFonts w:ascii="Times New Roman" w:hAnsi="Times New Roman" w:cs="Times New Roman"/>
@@ -2918,6 +2787,16 @@
           <w:lang w:val="en-CA"/>
         </w:rPr>
         <w:tab/>
+      </w:r>
+      <w:proofErr w:type="gramEnd"/>
+      <w:r>
+        <w:rPr>
+          <w:rFonts w:ascii="Times New Roman" w:hAnsi="Times New Roman" w:cs="Times New Roman"/>
+          <w:color w:val="000000"/>
+          <w:sz w:val="22"/>
+          <w:szCs w:val="22"/>
+          <w:lang w:val="en-CA"/>
+        </w:rPr>
         <w:t xml:space="preserve">           </w:t>
       </w:r>
       <w:r>
@@ -3122,44 +3001,28 @@
           <w:sz w:val="20"/>
           <w:szCs w:val="20"/>
         </w:rPr>
-        <w:t xml:space="preserve"> </w:t>
-      </w:r>
-      <w:r>
-        <w:rPr>
-          <w:rFonts w:ascii="Times New Roman" w:hAnsi="Times New Roman" w:cs="Times New Roman"/>
-          <w:color w:val="000000"/>
-          <w:sz w:val="20"/>
-          <w:szCs w:val="20"/>
-        </w:rPr>
-        <w:t xml:space="preserve">and </w:t>
-      </w:r>
-      <w:r>
-        <w:rPr>
-          <w:rFonts w:ascii="Times New Roman" w:hAnsi="Times New Roman" w:cs="Times New Roman"/>
-          <w:color w:val="000000"/>
-          <w:sz w:val="20"/>
-          <w:szCs w:val="20"/>
-        </w:rPr>
-        <w:t xml:space="preserve">implemented </w:t>
-      </w:r>
-      <w:r>
-        <w:rPr>
-          <w:rFonts w:ascii="Times New Roman" w:hAnsi="Times New Roman" w:cs="Times New Roman"/>
-          <w:color w:val="000000"/>
-          <w:sz w:val="20"/>
-          <w:szCs w:val="20"/>
-        </w:rPr>
-        <w:t xml:space="preserve">various volatility estimators </w:t>
-      </w:r>
-      <w:r>
-        <w:rPr>
-          <w:rFonts w:ascii="Times New Roman" w:hAnsi="Times New Roman" w:cs="Times New Roman"/>
-          <w:color w:val="000000"/>
-          <w:sz w:val="20"/>
-          <w:szCs w:val="20"/>
-        </w:rPr>
-        <w:t>to forecast Shanghai 50ETF/300ETF future volatility</w:t>
-      </w:r>
+        <w:t xml:space="preserve"> and implemented various volatility estimators </w:t>
+      </w:r>
+      <w:r>
+        <w:rPr>
+          <w:rFonts w:ascii="Times New Roman" w:hAnsi="Times New Roman" w:cs="Times New Roman"/>
+          <w:color w:val="000000"/>
+          <w:sz w:val="20"/>
+          <w:szCs w:val="20"/>
+        </w:rPr>
+        <w:t xml:space="preserve">to forecast Shanghai 50ETF/300ETF future </w:t>
+      </w:r>
+      <w:proofErr w:type="gramStart"/>
+      <w:r>
+        <w:rPr>
+          <w:rFonts w:ascii="Times New Roman" w:hAnsi="Times New Roman" w:cs="Times New Roman"/>
+          <w:color w:val="000000"/>
+          <w:sz w:val="20"/>
+          <w:szCs w:val="20"/>
+        </w:rPr>
+        <w:t>volatility</w:t>
+      </w:r>
+      <w:proofErr w:type="gramEnd"/>
     </w:p>
     <w:p>
       <w:pPr>
@@ -3183,88 +3046,7 @@
           <w:sz w:val="20"/>
           <w:szCs w:val="20"/>
         </w:rPr>
-        <w:t xml:space="preserve">Analyzed </w:t>
-      </w:r>
-      <w:r>
-        <w:rPr>
-          <w:rFonts w:ascii="Times New Roman" w:hAnsi="Times New Roman" w:cs="Times New Roman"/>
-          <w:color w:val="000000"/>
-          <w:sz w:val="20"/>
-          <w:szCs w:val="20"/>
-        </w:rPr>
-        <w:t xml:space="preserve">the </w:t>
-      </w:r>
-      <w:r>
-        <w:rPr>
-          <w:rFonts w:ascii="Times New Roman" w:hAnsi="Times New Roman" w:cs="Times New Roman"/>
-          <w:color w:val="000000"/>
-          <w:sz w:val="20"/>
-          <w:szCs w:val="20"/>
-        </w:rPr>
-        <w:t xml:space="preserve">relationship between </w:t>
-      </w:r>
-      <w:r>
-        <w:rPr>
-          <w:rFonts w:ascii="Times New Roman" w:hAnsi="Times New Roman" w:cs="Times New Roman"/>
-          <w:color w:val="000000"/>
-          <w:sz w:val="20"/>
-          <w:szCs w:val="20"/>
-        </w:rPr>
-        <w:t xml:space="preserve">the </w:t>
-      </w:r>
-      <w:r>
-        <w:rPr>
-          <w:rFonts w:ascii="Times New Roman" w:hAnsi="Times New Roman" w:cs="Times New Roman"/>
-          <w:color w:val="000000"/>
-          <w:sz w:val="20"/>
-          <w:szCs w:val="20"/>
-        </w:rPr>
-        <w:t xml:space="preserve">probabilistic range of </w:t>
-      </w:r>
-      <w:r>
-        <w:rPr>
-          <w:rFonts w:ascii="Times New Roman" w:hAnsi="Times New Roman" w:cs="Times New Roman"/>
-          <w:color w:val="000000"/>
-          <w:sz w:val="20"/>
-          <w:szCs w:val="20"/>
-        </w:rPr>
-        <w:t xml:space="preserve">volatility and </w:t>
-      </w:r>
-      <w:r>
-        <w:rPr>
-          <w:rFonts w:ascii="Times New Roman" w:hAnsi="Times New Roman" w:cs="Times New Roman"/>
-          <w:color w:val="000000"/>
-          <w:sz w:val="20"/>
-          <w:szCs w:val="20"/>
-        </w:rPr>
-        <w:t xml:space="preserve">expiration </w:t>
-      </w:r>
-      <w:r>
-        <w:rPr>
-          <w:rFonts w:ascii="Times New Roman" w:hAnsi="Times New Roman" w:cs="Times New Roman"/>
-          <w:color w:val="000000"/>
-          <w:sz w:val="20"/>
-          <w:szCs w:val="20"/>
-        </w:rPr>
-        <w:t>time</w:t>
-      </w:r>
-      <w:r>
-        <w:rPr>
-          <w:rFonts w:ascii="Times New Roman" w:hAnsi="Times New Roman" w:cs="Times New Roman"/>
-          <w:color w:val="000000"/>
-          <w:sz w:val="20"/>
-          <w:szCs w:val="20"/>
-        </w:rPr>
-        <w:t xml:space="preserve"> of options</w:t>
-      </w:r>
-      <w:r>
-        <w:rPr>
-          <w:rFonts w:ascii="Times New Roman" w:hAnsi="Times New Roman" w:cs="Times New Roman"/>
-          <w:color w:val="000000"/>
-          <w:sz w:val="20"/>
-          <w:szCs w:val="20"/>
-        </w:rPr>
-        <w:t xml:space="preserve"> (volatility cone)</w:t>
+        <w:t>Analyzed the relationship between the probabilistic range of volatility and expiration time of options (volatility cone)</w:t>
       </w:r>
       <w:r>
         <w:rPr>
@@ -3282,44 +3064,19 @@
           <w:sz w:val="20"/>
           <w:szCs w:val="20"/>
         </w:rPr>
-        <w:t xml:space="preserve">proposed confidence bands </w:t>
-      </w:r>
-      <w:r>
-        <w:rPr>
-          <w:rFonts w:ascii="Times New Roman" w:hAnsi="Times New Roman" w:cs="Times New Roman"/>
-          <w:color w:val="000000"/>
-          <w:sz w:val="20"/>
-          <w:szCs w:val="20"/>
-        </w:rPr>
-        <w:t>and tested trading algorithms</w:t>
-      </w:r>
-      <w:r>
-        <w:rPr>
-          <w:rFonts w:ascii="Times New Roman" w:hAnsi="Times New Roman" w:cs="Times New Roman"/>
-          <w:color w:val="000000"/>
-          <w:sz w:val="20"/>
-          <w:szCs w:val="20"/>
-        </w:rPr>
-        <w:t xml:space="preserve"> </w:t>
-      </w:r>
-      <w:r>
-        <w:rPr>
-          <w:rFonts w:ascii="Times New Roman" w:hAnsi="Times New Roman" w:cs="Times New Roman"/>
-          <w:color w:val="000000"/>
-          <w:sz w:val="20"/>
-          <w:szCs w:val="20"/>
-        </w:rPr>
-        <w:t>using volatility cones</w:t>
-      </w:r>
-      <w:r>
-        <w:rPr>
-          <w:rFonts w:ascii="Times New Roman" w:hAnsi="Times New Roman" w:cs="Times New Roman"/>
-          <w:color w:val="000000"/>
-          <w:sz w:val="20"/>
-          <w:szCs w:val="20"/>
-        </w:rPr>
-        <w:t xml:space="preserve"> using Python</w:t>
-      </w:r>
+        <w:t xml:space="preserve">proposed confidence bands and tested trading algorithms using volatility cones using </w:t>
+      </w:r>
+      <w:proofErr w:type="gramStart"/>
+      <w:r>
+        <w:rPr>
+          <w:rFonts w:ascii="Times New Roman" w:hAnsi="Times New Roman" w:cs="Times New Roman"/>
+          <w:color w:val="000000"/>
+          <w:sz w:val="20"/>
+          <w:szCs w:val="20"/>
+        </w:rPr>
+        <w:t>Python</w:t>
+      </w:r>
+      <w:proofErr w:type="gramEnd"/>
     </w:p>
     <w:p>
       <w:pPr>
@@ -3343,44 +3100,19 @@
           <w:sz w:val="20"/>
           <w:szCs w:val="20"/>
         </w:rPr>
-        <w:t xml:space="preserve">Ranked best among 6 interns in simulated trading competitions with </w:t>
-      </w:r>
-      <w:r>
-        <w:rPr>
-          <w:rFonts w:ascii="Times New Roman" w:hAnsi="Times New Roman" w:cs="Times New Roman"/>
-          <w:color w:val="000000"/>
-          <w:sz w:val="20"/>
-          <w:szCs w:val="20"/>
-        </w:rPr>
-        <w:t xml:space="preserve">a </w:t>
-      </w:r>
-      <w:r>
-        <w:rPr>
-          <w:rFonts w:ascii="Times New Roman" w:hAnsi="Times New Roman" w:cs="Times New Roman"/>
-          <w:color w:val="000000"/>
-          <w:sz w:val="20"/>
-          <w:szCs w:val="20"/>
-        </w:rPr>
-        <w:t xml:space="preserve">21% average return and </w:t>
-      </w:r>
-      <w:r>
-        <w:rPr>
-          <w:rFonts w:ascii="Times New Roman" w:hAnsi="Times New Roman" w:cs="Times New Roman"/>
-          <w:color w:val="000000"/>
-          <w:sz w:val="20"/>
-          <w:szCs w:val="20"/>
-        </w:rPr>
-        <w:t xml:space="preserve">a </w:t>
-      </w:r>
-      <w:r>
-        <w:rPr>
-          <w:rFonts w:ascii="Times New Roman" w:hAnsi="Times New Roman" w:cs="Times New Roman"/>
-          <w:color w:val="000000"/>
-          <w:sz w:val="20"/>
-          <w:szCs w:val="20"/>
-        </w:rPr>
-        <w:t>3% maximum drawdown</w:t>
-      </w:r>
+        <w:t xml:space="preserve">Ranked best among 6 interns in simulated trading competitions with a 21% average return and a 3% maximum </w:t>
+      </w:r>
+      <w:proofErr w:type="gramStart"/>
+      <w:r>
+        <w:rPr>
+          <w:rFonts w:ascii="Times New Roman" w:hAnsi="Times New Roman" w:cs="Times New Roman"/>
+          <w:color w:val="000000"/>
+          <w:sz w:val="20"/>
+          <w:szCs w:val="20"/>
+        </w:rPr>
+        <w:t>drawdown</w:t>
+      </w:r>
+      <w:proofErr w:type="gramEnd"/>
     </w:p>
     <w:p>
       <w:pPr>
@@ -3476,25 +3208,7 @@
           <w:bCs/>
           <w:color w:val="000000"/>
         </w:rPr>
-        <w:t>LEADERSHIP</w:t>
-      </w:r>
-      <w:r>
-        <w:rPr>
-          <w:rFonts w:ascii="Times New Roman" w:hAnsi="Times New Roman" w:cs="Times New Roman"/>
-          <w:b/>
-          <w:bCs/>
-          <w:color w:val="000000"/>
-        </w:rPr>
-        <w:t xml:space="preserve"> &amp; PROJECTS</w:t>
-      </w:r>
-      <w:r>
-        <w:rPr>
-          <w:rFonts w:ascii="Times New Roman" w:hAnsi="Times New Roman" w:cs="Times New Roman"/>
-          <w:b/>
-          <w:bCs/>
-          <w:color w:val="000000"/>
-        </w:rPr>
-        <w:t xml:space="preserve"> </w:t>
+        <w:t xml:space="preserve">LEADERSHIP &amp; PROJECTS </w:t>
       </w:r>
     </w:p>
     <w:p>
@@ -3521,16 +3235,7 @@
           <w:sz w:val="22"/>
           <w:szCs w:val="22"/>
         </w:rPr>
-        <w:t xml:space="preserve"> at UCSF</w:t>
-      </w:r>
-      <w:r>
-        <w:rPr>
-          <w:rFonts w:ascii="Times New Roman" w:hAnsi="Times New Roman" w:cs="Times New Roman"/>
-          <w:b/>
-          <w:sz w:val="22"/>
-          <w:szCs w:val="22"/>
-        </w:rPr>
-        <w:t xml:space="preserve">, </w:t>
+        <w:t xml:space="preserve"> at UCSF, </w:t>
       </w:r>
       <w:r>
         <w:rPr>
@@ -3605,34 +3310,18 @@
         </w:rPr>
         <w:t xml:space="preserve">   </w:t>
       </w:r>
-      <w:r>
-        <w:rPr>
-          <w:rFonts w:ascii="Times New Roman" w:hAnsi="Times New Roman" w:cs="Times New Roman"/>
-          <w:color w:val="000000"/>
-          <w:sz w:val="22"/>
-          <w:szCs w:val="22"/>
-        </w:rPr>
-        <w:tab/>
-        <w:t xml:space="preserve"> </w:t>
-      </w:r>
-      <w:r>
-        <w:rPr>
-          <w:rFonts w:ascii="Times New Roman" w:hAnsi="Times New Roman" w:cs="Times New Roman"/>
-          <w:color w:val="000000"/>
-          <w:sz w:val="22"/>
-          <w:szCs w:val="22"/>
-        </w:rPr>
-        <w:t xml:space="preserve"> </w:t>
-      </w:r>
-      <w:r>
-        <w:rPr>
-          <w:rFonts w:ascii="Times New Roman" w:hAnsi="Times New Roman" w:cs="Times New Roman"/>
-          <w:color w:val="000000"/>
-          <w:sz w:val="22"/>
-          <w:szCs w:val="22"/>
-        </w:rPr>
-        <w:t>August</w:t>
-      </w:r>
+      <w:proofErr w:type="gramStart"/>
+      <w:r>
+        <w:rPr>
+          <w:rFonts w:ascii="Times New Roman" w:hAnsi="Times New Roman" w:cs="Times New Roman"/>
+          <w:color w:val="000000"/>
+          <w:sz w:val="22"/>
+          <w:szCs w:val="22"/>
+        </w:rPr>
+        <w:tab/>
+        <w:t xml:space="preserve">  August</w:t>
+      </w:r>
+      <w:proofErr w:type="gramEnd"/>
       <w:r>
         <w:rPr>
           <w:rFonts w:ascii="Times New Roman" w:hAnsi="Times New Roman" w:cs="Times New Roman"/>
@@ -3838,205 +3527,7 @@
           <w:sz w:val="20"/>
           <w:szCs w:val="20"/>
         </w:rPr>
-        <w:t>U</w:t>
-      </w:r>
-      <w:r>
-        <w:rPr>
-          <w:rFonts w:ascii="Times New Roman" w:hAnsi="Times New Roman" w:cs="Times New Roman"/>
-          <w:bCs/>
-          <w:sz w:val="20"/>
-          <w:szCs w:val="20"/>
-        </w:rPr>
-        <w:t>tilized</w:t>
-      </w:r>
-      <w:r>
-        <w:rPr>
-          <w:rFonts w:ascii="Times New Roman" w:hAnsi="Times New Roman" w:cs="Times New Roman"/>
-          <w:bCs/>
-          <w:sz w:val="20"/>
-          <w:szCs w:val="20"/>
-        </w:rPr>
-        <w:t xml:space="preserve"> </w:t>
-      </w:r>
-      <w:r>
-        <w:rPr>
-          <w:rFonts w:ascii="Times New Roman" w:hAnsi="Times New Roman" w:cs="Times New Roman"/>
-          <w:bCs/>
-          <w:sz w:val="20"/>
-          <w:szCs w:val="20"/>
-        </w:rPr>
-        <w:t xml:space="preserve">logistic regressions </w:t>
-      </w:r>
-      <w:r>
-        <w:rPr>
-          <w:rFonts w:ascii="Times New Roman" w:hAnsi="Times New Roman" w:cs="Times New Roman"/>
-          <w:bCs/>
-          <w:sz w:val="20"/>
-          <w:szCs w:val="20"/>
-        </w:rPr>
-        <w:t>to reveal</w:t>
-      </w:r>
-      <w:r>
-        <w:rPr>
-          <w:rFonts w:ascii="Times New Roman" w:hAnsi="Times New Roman" w:cs="Times New Roman"/>
-          <w:bCs/>
-          <w:sz w:val="20"/>
-          <w:szCs w:val="20"/>
-        </w:rPr>
-        <w:t xml:space="preserve"> that </w:t>
-      </w:r>
-      <w:r>
-        <w:rPr>
-          <w:rFonts w:ascii="Times New Roman" w:hAnsi="Times New Roman" w:cs="Times New Roman"/>
-          <w:bCs/>
-          <w:sz w:val="20"/>
-          <w:szCs w:val="20"/>
-        </w:rPr>
-        <w:t xml:space="preserve">an additional 800 </w:t>
-      </w:r>
-      <w:r>
-        <w:rPr>
-          <w:rFonts w:ascii="Times New Roman" w:hAnsi="Times New Roman" w:cs="Times New Roman"/>
-          <w:bCs/>
-          <w:sz w:val="20"/>
-          <w:szCs w:val="20"/>
-        </w:rPr>
-        <w:t xml:space="preserve">daily </w:t>
-      </w:r>
-      <w:r>
-        <w:rPr>
-          <w:rFonts w:ascii="Times New Roman" w:hAnsi="Times New Roman" w:cs="Times New Roman"/>
-          <w:bCs/>
-          <w:sz w:val="20"/>
-          <w:szCs w:val="20"/>
-        </w:rPr>
-        <w:t>steps</w:t>
-      </w:r>
-      <w:r>
-        <w:rPr>
-          <w:rFonts w:ascii="Times New Roman" w:hAnsi="Times New Roman" w:cs="Times New Roman"/>
-          <w:bCs/>
-          <w:sz w:val="20"/>
-          <w:szCs w:val="20"/>
-        </w:rPr>
-        <w:t xml:space="preserve"> reduce </w:t>
-      </w:r>
-      <w:r>
-        <w:rPr>
-          <w:rFonts w:ascii="Times New Roman" w:hAnsi="Times New Roman" w:cs="Times New Roman"/>
-          <w:bCs/>
-          <w:sz w:val="20"/>
-          <w:szCs w:val="20"/>
-        </w:rPr>
-        <w:t xml:space="preserve">the odds of sustained </w:t>
-      </w:r>
-      <w:r>
-        <w:rPr>
-          <w:rFonts w:ascii="Times New Roman" w:hAnsi="Times New Roman" w:cs="Times New Roman"/>
-          <w:bCs/>
-          <w:sz w:val="20"/>
-          <w:szCs w:val="20"/>
-        </w:rPr>
-        <w:t xml:space="preserve">disability </w:t>
-      </w:r>
-      <w:r>
-        <w:rPr>
-          <w:rFonts w:ascii="Times New Roman" w:hAnsi="Times New Roman" w:cs="Times New Roman"/>
-          <w:bCs/>
-          <w:sz w:val="20"/>
-          <w:szCs w:val="20"/>
-        </w:rPr>
-        <w:t xml:space="preserve">worsening </w:t>
-      </w:r>
-      <w:r>
-        <w:rPr>
-          <w:rFonts w:ascii="Times New Roman" w:hAnsi="Times New Roman" w:cs="Times New Roman"/>
-          <w:bCs/>
-          <w:sz w:val="20"/>
-          <w:szCs w:val="20"/>
-        </w:rPr>
-        <w:t xml:space="preserve">by 22% </w:t>
-      </w:r>
-      <w:r>
-        <w:rPr>
-          <w:rFonts w:ascii="Times New Roman" w:hAnsi="Times New Roman" w:cs="Times New Roman"/>
-          <w:bCs/>
-          <w:sz w:val="20"/>
-          <w:szCs w:val="20"/>
-        </w:rPr>
-        <w:t xml:space="preserve">in </w:t>
-      </w:r>
-      <w:r>
-        <w:rPr>
-          <w:rFonts w:ascii="Times New Roman" w:hAnsi="Times New Roman" w:cs="Times New Roman"/>
-          <w:bCs/>
-          <w:sz w:val="20"/>
-          <w:szCs w:val="20"/>
-        </w:rPr>
-        <w:t xml:space="preserve">patients with </w:t>
-      </w:r>
-      <w:r>
-        <w:rPr>
-          <w:rFonts w:ascii="Times New Roman" w:hAnsi="Times New Roman" w:cs="Times New Roman"/>
-          <w:bCs/>
-          <w:sz w:val="20"/>
-          <w:szCs w:val="20"/>
-        </w:rPr>
-        <w:t>high</w:t>
-      </w:r>
-      <w:r>
-        <w:rPr>
-          <w:rFonts w:ascii="Times New Roman" w:hAnsi="Times New Roman" w:cs="Times New Roman"/>
-          <w:bCs/>
-          <w:sz w:val="20"/>
-          <w:szCs w:val="20"/>
-        </w:rPr>
-        <w:t xml:space="preserve"> or </w:t>
-      </w:r>
-      <w:r>
-        <w:rPr>
-          <w:rFonts w:ascii="Times New Roman" w:hAnsi="Times New Roman" w:cs="Times New Roman"/>
-          <w:bCs/>
-          <w:sz w:val="20"/>
-          <w:szCs w:val="20"/>
-        </w:rPr>
-        <w:t xml:space="preserve">moderate </w:t>
-      </w:r>
-      <w:r>
-        <w:rPr>
-          <w:rFonts w:ascii="Times New Roman" w:hAnsi="Times New Roman" w:cs="Times New Roman"/>
-          <w:bCs/>
-          <w:sz w:val="20"/>
-          <w:szCs w:val="20"/>
-        </w:rPr>
-        <w:t xml:space="preserve">baseline </w:t>
-      </w:r>
-      <w:r>
-        <w:rPr>
-          <w:rFonts w:ascii="Times New Roman" w:hAnsi="Times New Roman" w:cs="Times New Roman"/>
-          <w:bCs/>
-          <w:sz w:val="20"/>
-          <w:szCs w:val="20"/>
-        </w:rPr>
-        <w:t>disability levels</w:t>
-      </w:r>
-      <w:r>
-        <w:rPr>
-          <w:rFonts w:ascii="Times New Roman" w:hAnsi="Times New Roman" w:cs="Times New Roman"/>
-          <w:bCs/>
-          <w:sz w:val="20"/>
-          <w:szCs w:val="20"/>
-        </w:rPr>
-        <w:t>.</w:t>
-      </w:r>
-      <w:r>
-        <w:rPr>
-          <w:rFonts w:ascii="Times New Roman" w:hAnsi="Times New Roman" w:cs="Times New Roman"/>
-          <w:bCs/>
-          <w:sz w:val="20"/>
-          <w:szCs w:val="20"/>
-        </w:rPr>
-        <w:t xml:space="preserve"> </w:t>
+        <w:t xml:space="preserve">Utilized logistic regressions to reveal that an additional 800 daily steps reduce the odds of sustained disability worsening by 22% in patients with high or moderate baseline disability levels. </w:t>
       </w:r>
     </w:p>
     <w:p>
@@ -4070,124 +3561,7 @@
           <w:sz w:val="20"/>
           <w:szCs w:val="20"/>
         </w:rPr>
-        <w:t xml:space="preserve"> </w:t>
-      </w:r>
-      <w:r>
-        <w:rPr>
-          <w:rFonts w:ascii="Times New Roman" w:hAnsi="Times New Roman" w:cs="Times New Roman"/>
-          <w:bCs/>
-          <w:sz w:val="20"/>
-          <w:szCs w:val="20"/>
-        </w:rPr>
-        <w:t>generalized estimating equation</w:t>
-      </w:r>
-      <w:r>
-        <w:rPr>
-          <w:rFonts w:ascii="Times New Roman" w:hAnsi="Times New Roman" w:cs="Times New Roman"/>
-          <w:bCs/>
-          <w:sz w:val="20"/>
-          <w:szCs w:val="20"/>
-        </w:rPr>
-        <w:t>s</w:t>
-      </w:r>
-      <w:r>
-        <w:rPr>
-          <w:rFonts w:ascii="Times New Roman" w:hAnsi="Times New Roman" w:cs="Times New Roman"/>
-          <w:bCs/>
-          <w:sz w:val="20"/>
-          <w:szCs w:val="20"/>
-        </w:rPr>
-        <w:t xml:space="preserve"> and mixed effects </w:t>
-      </w:r>
-      <w:r>
-        <w:rPr>
-          <w:rFonts w:ascii="Times New Roman" w:hAnsi="Times New Roman" w:cs="Times New Roman"/>
-          <w:bCs/>
-          <w:sz w:val="20"/>
-          <w:szCs w:val="20"/>
-        </w:rPr>
-        <w:t>model</w:t>
-      </w:r>
-      <w:r>
-        <w:rPr>
-          <w:rFonts w:ascii="Times New Roman" w:hAnsi="Times New Roman" w:cs="Times New Roman"/>
-          <w:bCs/>
-          <w:sz w:val="20"/>
-          <w:szCs w:val="20"/>
-        </w:rPr>
-        <w:t>s</w:t>
-      </w:r>
-      <w:r>
-        <w:rPr>
-          <w:rFonts w:ascii="Times New Roman" w:hAnsi="Times New Roman" w:cs="Times New Roman"/>
-          <w:bCs/>
-          <w:sz w:val="20"/>
-          <w:szCs w:val="20"/>
-        </w:rPr>
-        <w:t xml:space="preserve"> </w:t>
-      </w:r>
-      <w:r>
-        <w:rPr>
-          <w:rFonts w:ascii="Times New Roman" w:hAnsi="Times New Roman" w:cs="Times New Roman"/>
-          <w:bCs/>
-          <w:sz w:val="20"/>
-          <w:szCs w:val="20"/>
-        </w:rPr>
-        <w:t xml:space="preserve">using </w:t>
-      </w:r>
-      <w:r>
-        <w:rPr>
-          <w:rFonts w:ascii="Times New Roman" w:hAnsi="Times New Roman" w:cs="Times New Roman"/>
-          <w:bCs/>
-          <w:sz w:val="20"/>
-          <w:szCs w:val="20"/>
-        </w:rPr>
-        <w:t>Fitbit data</w:t>
-      </w:r>
-      <w:r>
-        <w:rPr>
-          <w:rFonts w:ascii="Times New Roman" w:hAnsi="Times New Roman" w:cs="Times New Roman"/>
-          <w:bCs/>
-          <w:sz w:val="20"/>
-          <w:szCs w:val="20"/>
-        </w:rPr>
-        <w:t>, biomarker</w:t>
-      </w:r>
-      <w:r>
-        <w:rPr>
-          <w:rFonts w:ascii="Times New Roman" w:hAnsi="Times New Roman" w:cs="Times New Roman"/>
-          <w:bCs/>
-          <w:sz w:val="20"/>
-          <w:szCs w:val="20"/>
-        </w:rPr>
-        <w:t xml:space="preserve"> measurements</w:t>
-      </w:r>
-      <w:r>
-        <w:rPr>
-          <w:rFonts w:ascii="Times New Roman" w:hAnsi="Times New Roman" w:cs="Times New Roman"/>
-          <w:bCs/>
-          <w:sz w:val="20"/>
-          <w:szCs w:val="20"/>
-        </w:rPr>
-        <w:t>,</w:t>
-      </w:r>
-      <w:r>
-        <w:rPr>
-          <w:rFonts w:ascii="Times New Roman" w:hAnsi="Times New Roman" w:cs="Times New Roman"/>
-          <w:bCs/>
-          <w:sz w:val="20"/>
-          <w:szCs w:val="20"/>
-        </w:rPr>
-        <w:t xml:space="preserve"> </w:t>
-      </w:r>
-      <w:r>
-        <w:rPr>
-          <w:rFonts w:ascii="Times New Roman" w:hAnsi="Times New Roman" w:cs="Times New Roman"/>
-          <w:bCs/>
-          <w:sz w:val="20"/>
-          <w:szCs w:val="20"/>
-        </w:rPr>
-        <w:t xml:space="preserve">and </w:t>
+        <w:t xml:space="preserve"> generalized estimating equations and mixed effects models using Fitbit data, biomarker measurements, and </w:t>
       </w:r>
       <w:r>
         <w:rPr>
@@ -4300,16 +3674,7 @@
           <w:sz w:val="22"/>
           <w:szCs w:val="22"/>
         </w:rPr>
-        <w:t xml:space="preserve"> at W&amp;M</w:t>
-      </w:r>
-      <w:r>
-        <w:rPr>
-          <w:rFonts w:ascii="Times New Roman" w:hAnsi="Times New Roman" w:cs="Times New Roman"/>
-          <w:b/>
-          <w:sz w:val="22"/>
-          <w:szCs w:val="22"/>
-        </w:rPr>
-        <w:t xml:space="preserve">, </w:t>
+        <w:t xml:space="preserve"> at W&amp;M, </w:t>
       </w:r>
       <w:r>
         <w:rPr>
@@ -4417,116 +3782,9 @@
           <w:szCs w:val="20"/>
         </w:rPr>
         <w:lastRenderedPageBreak/>
-        <w:t>Conduct</w:t>
-      </w:r>
-      <w:r>
-        <w:rPr>
-          <w:rFonts w:ascii="Times New Roman" w:hAnsi="Times New Roman" w:cs="Times New Roman"/>
-          <w:color w:val="000000"/>
-          <w:sz w:val="20"/>
-          <w:szCs w:val="20"/>
-        </w:rPr>
-        <w:t>ed</w:t>
-      </w:r>
-      <w:r>
-        <w:rPr>
-          <w:rFonts w:ascii="Times New Roman" w:hAnsi="Times New Roman" w:cs="Times New Roman"/>
-          <w:color w:val="000000"/>
-          <w:sz w:val="20"/>
-          <w:szCs w:val="20"/>
-        </w:rPr>
-        <w:t xml:space="preserve"> </w:t>
-      </w:r>
-      <w:r>
-        <w:rPr>
-          <w:rFonts w:ascii="Times New Roman" w:hAnsi="Times New Roman" w:cs="Times New Roman"/>
-          <w:color w:val="000000"/>
-          <w:sz w:val="20"/>
-          <w:szCs w:val="20"/>
-        </w:rPr>
-        <w:t>policy</w:t>
-      </w:r>
-      <w:r>
-        <w:rPr>
-          <w:rFonts w:ascii="Times New Roman" w:hAnsi="Times New Roman" w:cs="Times New Roman"/>
-          <w:color w:val="000000"/>
-          <w:sz w:val="20"/>
-          <w:szCs w:val="20"/>
-        </w:rPr>
-        <w:t xml:space="preserve"> analysis on the efficacy of China’s two-child policy</w:t>
-      </w:r>
-      <w:r>
-        <w:rPr>
-          <w:rFonts w:ascii="Times New Roman" w:hAnsi="Times New Roman" w:cs="Times New Roman"/>
-          <w:color w:val="000000"/>
-          <w:sz w:val="20"/>
-          <w:szCs w:val="20"/>
-        </w:rPr>
-        <w:t xml:space="preserve">; </w:t>
-      </w:r>
-      <w:r>
-        <w:rPr>
-          <w:rFonts w:ascii="Times New Roman" w:hAnsi="Times New Roman" w:cs="Times New Roman"/>
-          <w:color w:val="000000"/>
-          <w:sz w:val="20"/>
-          <w:szCs w:val="20"/>
-        </w:rPr>
-        <w:t>us</w:t>
-      </w:r>
-      <w:r>
-        <w:rPr>
-          <w:rFonts w:ascii="Times New Roman" w:hAnsi="Times New Roman" w:cs="Times New Roman"/>
-          <w:color w:val="000000"/>
-          <w:sz w:val="20"/>
-          <w:szCs w:val="20"/>
-        </w:rPr>
-        <w:t>ed</w:t>
-      </w:r>
-      <w:r>
-        <w:rPr>
-          <w:rFonts w:ascii="Times New Roman" w:hAnsi="Times New Roman" w:cs="Times New Roman"/>
-          <w:color w:val="000000"/>
-          <w:sz w:val="20"/>
-          <w:szCs w:val="20"/>
-        </w:rPr>
-        <w:t xml:space="preserve"> </w:t>
-      </w:r>
-      <w:r>
-        <w:rPr>
-          <w:rFonts w:ascii="Times New Roman" w:hAnsi="Times New Roman" w:cs="Times New Roman"/>
-          <w:color w:val="000000"/>
-          <w:sz w:val="20"/>
-          <w:szCs w:val="20"/>
-        </w:rPr>
-        <w:t xml:space="preserve">the </w:t>
-      </w:r>
-      <w:r>
-        <w:rPr>
-          <w:rFonts w:ascii="Times New Roman" w:hAnsi="Times New Roman" w:cs="Times New Roman"/>
-          <w:color w:val="000000"/>
-          <w:sz w:val="20"/>
-          <w:szCs w:val="20"/>
-        </w:rPr>
-        <w:t>synthetic control method</w:t>
-      </w:r>
-      <w:r>
-        <w:rPr>
-          <w:rFonts w:ascii="Times New Roman" w:hAnsi="Times New Roman" w:cs="Times New Roman"/>
-          <w:color w:val="000000"/>
-          <w:sz w:val="20"/>
-          <w:szCs w:val="20"/>
-        </w:rPr>
-        <w:t xml:space="preserve"> with lasso regression to </w:t>
-      </w:r>
-      <w:r>
-        <w:rPr>
-          <w:rFonts w:ascii="Times New Roman" w:hAnsi="Times New Roman" w:cs="Times New Roman"/>
-          <w:color w:val="000000"/>
-          <w:sz w:val="20"/>
-          <w:szCs w:val="20"/>
-        </w:rPr>
-        <w:t xml:space="preserve">produce a six-country pool for the construction of counterfactual </w:t>
-      </w:r>
+        <w:t xml:space="preserve">Conducted policy analysis on the efficacy of China’s two-child policy; used the synthetic control method with lasso regression to produce a six-country pool for the construction of counterfactual </w:t>
+      </w:r>
+      <w:proofErr w:type="gramStart"/>
       <w:r>
         <w:rPr>
           <w:rFonts w:ascii="Times New Roman" w:hAnsi="Times New Roman" w:cs="Times New Roman"/>
@@ -4536,6 +3794,7 @@
         </w:rPr>
         <w:t>China</w:t>
       </w:r>
+      <w:proofErr w:type="gramEnd"/>
     </w:p>
     <w:p>
       <w:pPr>
@@ -4559,70 +3818,7 @@
           <w:sz w:val="20"/>
           <w:szCs w:val="20"/>
         </w:rPr>
-        <w:t>C</w:t>
-      </w:r>
-      <w:r>
-        <w:rPr>
-          <w:rFonts w:ascii="Times New Roman" w:hAnsi="Times New Roman" w:cs="Times New Roman"/>
-          <w:color w:val="000000"/>
-          <w:sz w:val="20"/>
-          <w:szCs w:val="20"/>
-        </w:rPr>
-        <w:t xml:space="preserve">alculated </w:t>
-      </w:r>
-      <w:r>
-        <w:rPr>
-          <w:rFonts w:ascii="Times New Roman" w:hAnsi="Times New Roman" w:cs="Times New Roman"/>
-          <w:color w:val="000000"/>
-          <w:sz w:val="20"/>
-          <w:szCs w:val="20"/>
-        </w:rPr>
-        <w:t xml:space="preserve">significance levels </w:t>
-      </w:r>
-      <w:r>
-        <w:rPr>
-          <w:rFonts w:ascii="Times New Roman" w:hAnsi="Times New Roman" w:cs="Times New Roman"/>
-          <w:color w:val="000000"/>
-          <w:sz w:val="20"/>
-          <w:szCs w:val="20"/>
-        </w:rPr>
-        <w:t xml:space="preserve">of the </w:t>
-      </w:r>
-      <w:r>
-        <w:rPr>
-          <w:rFonts w:ascii="Times New Roman" w:hAnsi="Times New Roman" w:cs="Times New Roman"/>
-          <w:color w:val="000000"/>
-          <w:sz w:val="20"/>
-          <w:szCs w:val="20"/>
-        </w:rPr>
-        <w:t xml:space="preserve">yearly </w:t>
-      </w:r>
-      <w:r>
-        <w:rPr>
-          <w:rFonts w:ascii="Times New Roman" w:hAnsi="Times New Roman" w:cs="Times New Roman"/>
-          <w:color w:val="000000"/>
-          <w:sz w:val="20"/>
-          <w:szCs w:val="20"/>
-        </w:rPr>
-        <w:t xml:space="preserve">policy effect using </w:t>
-      </w:r>
-      <w:r>
-        <w:rPr>
-          <w:rFonts w:ascii="Times New Roman" w:hAnsi="Times New Roman" w:cs="Times New Roman"/>
-          <w:color w:val="000000"/>
-          <w:sz w:val="20"/>
-          <w:szCs w:val="20"/>
-        </w:rPr>
-        <w:t>a</w:t>
-      </w:r>
-      <w:r>
-        <w:rPr>
-          <w:rFonts w:ascii="Times New Roman" w:hAnsi="Times New Roman" w:cs="Times New Roman"/>
-          <w:color w:val="000000"/>
-          <w:sz w:val="20"/>
-          <w:szCs w:val="20"/>
-        </w:rPr>
-        <w:t xml:space="preserve"> permutation method; concluded that </w:t>
+        <w:t xml:space="preserve">Calculated significance levels of the yearly policy effect using a permutation method; concluded that </w:t>
       </w:r>
       <w:r>
         <w:rPr>
@@ -4667,44 +3863,28 @@
           <w:sz w:val="20"/>
           <w:szCs w:val="20"/>
         </w:rPr>
-        <w:t xml:space="preserve"> transitory increases in birth rates in 2016 and </w:t>
-      </w:r>
-      <w:r>
-        <w:rPr>
-          <w:rFonts w:ascii="Times New Roman" w:hAnsi="Times New Roman" w:cs="Times New Roman"/>
-          <w:color w:val="000000"/>
-          <w:sz w:val="20"/>
-          <w:szCs w:val="20"/>
-        </w:rPr>
-        <w:t>2017</w:t>
-      </w:r>
-      <w:r>
-        <w:rPr>
-          <w:rFonts w:ascii="Times New Roman" w:hAnsi="Times New Roman" w:cs="Times New Roman"/>
-          <w:color w:val="000000"/>
-          <w:sz w:val="20"/>
-          <w:szCs w:val="20"/>
-        </w:rPr>
-        <w:t xml:space="preserve"> but</w:t>
-      </w:r>
-      <w:r>
-        <w:rPr>
-          <w:rFonts w:ascii="Times New Roman" w:hAnsi="Times New Roman" w:cs="Times New Roman"/>
-          <w:color w:val="000000"/>
-          <w:sz w:val="20"/>
-          <w:szCs w:val="20"/>
-        </w:rPr>
-        <w:t xml:space="preserve"> </w:t>
-      </w:r>
-      <w:r>
-        <w:rPr>
-          <w:rFonts w:ascii="Times New Roman" w:hAnsi="Times New Roman" w:cs="Times New Roman"/>
-          <w:color w:val="000000"/>
-          <w:sz w:val="20"/>
-          <w:szCs w:val="20"/>
-        </w:rPr>
-        <w:t>were not statistically significant</w:t>
-      </w:r>
+        <w:t xml:space="preserve"> transitory increases in birth rates in 2016 and 2017</w:t>
+      </w:r>
+      <w:r>
+        <w:rPr>
+          <w:rFonts w:ascii="Times New Roman" w:hAnsi="Times New Roman" w:cs="Times New Roman"/>
+          <w:color w:val="000000"/>
+          <w:sz w:val="20"/>
+          <w:szCs w:val="20"/>
+        </w:rPr>
+        <w:t xml:space="preserve"> but were not statistically </w:t>
+      </w:r>
+      <w:proofErr w:type="gramStart"/>
+      <w:r>
+        <w:rPr>
+          <w:rFonts w:ascii="Times New Roman" w:hAnsi="Times New Roman" w:cs="Times New Roman"/>
+          <w:color w:val="000000"/>
+          <w:sz w:val="20"/>
+          <w:szCs w:val="20"/>
+        </w:rPr>
+        <w:t>significant</w:t>
+      </w:r>
+      <w:proofErr w:type="gramEnd"/>
     </w:p>
     <w:p>
       <w:pPr>
@@ -4728,43 +3908,7 @@
           <w:sz w:val="20"/>
           <w:szCs w:val="20"/>
         </w:rPr>
-        <w:t>A</w:t>
-      </w:r>
-      <w:r>
-        <w:rPr>
-          <w:rFonts w:ascii="Times New Roman" w:hAnsi="Times New Roman" w:cs="Times New Roman"/>
-          <w:color w:val="000000"/>
-          <w:sz w:val="20"/>
-          <w:szCs w:val="20"/>
-        </w:rPr>
-        <w:t>warded the Charles Center Summer Research Grant ($3</w:t>
-      </w:r>
-      <w:r>
-        <w:rPr>
-          <w:rFonts w:ascii="Times New Roman" w:hAnsi="Times New Roman" w:cs="Times New Roman"/>
-          <w:color w:val="000000"/>
-          <w:sz w:val="20"/>
-          <w:szCs w:val="20"/>
-        </w:rPr>
-        <w:t>,</w:t>
-      </w:r>
-      <w:r>
-        <w:rPr>
-          <w:rFonts w:ascii="Times New Roman" w:hAnsi="Times New Roman" w:cs="Times New Roman"/>
-          <w:color w:val="000000"/>
-          <w:sz w:val="20"/>
-          <w:szCs w:val="20"/>
-        </w:rPr>
-        <w:t>000)</w:t>
-      </w:r>
-      <w:r>
-        <w:rPr>
-          <w:rFonts w:ascii="Times New Roman" w:hAnsi="Times New Roman" w:cs="Times New Roman"/>
-          <w:color w:val="000000"/>
-          <w:sz w:val="20"/>
-          <w:szCs w:val="20"/>
-        </w:rPr>
-        <w:t xml:space="preserve">; </w:t>
+        <w:t xml:space="preserve">Awarded the Charles Center Summer Research Grant ($3,000); </w:t>
       </w:r>
       <w:r>
         <w:rPr>
@@ -4876,25 +4020,7 @@
           <w:szCs w:val="22"/>
         </w:rPr>
         <w:tab/>
-        <w:t xml:space="preserve">     </w:t>
-      </w:r>
-      <w:r>
-        <w:rPr>
-          <w:rFonts w:ascii="Times New Roman" w:hAnsi="Times New Roman" w:cs="Times New Roman"/>
-          <w:color w:val="000000"/>
-          <w:sz w:val="22"/>
-          <w:szCs w:val="22"/>
-        </w:rPr>
-        <w:t xml:space="preserve">  </w:t>
-      </w:r>
-      <w:r>
-        <w:rPr>
-          <w:rFonts w:ascii="Times New Roman" w:hAnsi="Times New Roman" w:cs="Times New Roman"/>
-          <w:color w:val="000000"/>
-          <w:sz w:val="22"/>
-          <w:szCs w:val="22"/>
-        </w:rPr>
-        <w:t>February</w:t>
+        <w:t xml:space="preserve">       February</w:t>
       </w:r>
       <w:r>
         <w:rPr>
@@ -5063,16 +4189,7 @@
           <w:sz w:val="20"/>
           <w:szCs w:val="20"/>
         </w:rPr>
-        <w:t xml:space="preserve">using </w:t>
-      </w:r>
-      <w:r>
-        <w:rPr>
-          <w:rFonts w:ascii="Times New Roman" w:hAnsi="Times New Roman" w:cs="Times New Roman"/>
-          <w:color w:val="000000"/>
-          <w:sz w:val="20"/>
-          <w:szCs w:val="20"/>
-        </w:rPr>
-        <w:t xml:space="preserve">the </w:t>
+        <w:t xml:space="preserve">using the </w:t>
       </w:r>
       <w:r>
         <w:rPr>
@@ -5090,35 +4207,37 @@
           <w:sz w:val="20"/>
           <w:szCs w:val="20"/>
         </w:rPr>
+        <w:t xml:space="preserve"> and the </w:t>
+      </w:r>
+      <w:r>
+        <w:rPr>
+          <w:rFonts w:ascii="Times New Roman" w:hAnsi="Times New Roman" w:cs="Times New Roman"/>
+          <w:color w:val="000000"/>
+          <w:sz w:val="20"/>
+          <w:szCs w:val="20"/>
+        </w:rPr>
+        <w:t>placebo law</w:t>
+      </w:r>
+      <w:r>
+        <w:rPr>
+          <w:rFonts w:ascii="Times New Roman" w:hAnsi="Times New Roman" w:cs="Times New Roman"/>
+          <w:color w:val="000000"/>
+          <w:sz w:val="20"/>
+          <w:szCs w:val="20"/>
+        </w:rPr>
         <w:t xml:space="preserve"> </w:t>
       </w:r>
-      <w:r>
-        <w:rPr>
-          <w:rFonts w:ascii="Times New Roman" w:hAnsi="Times New Roman" w:cs="Times New Roman"/>
-          <w:color w:val="000000"/>
-          <w:sz w:val="20"/>
-          <w:szCs w:val="20"/>
-        </w:rPr>
-        <w:t xml:space="preserve">and the </w:t>
-      </w:r>
-      <w:r>
-        <w:rPr>
-          <w:rFonts w:ascii="Times New Roman" w:hAnsi="Times New Roman" w:cs="Times New Roman"/>
-          <w:color w:val="000000"/>
-          <w:sz w:val="20"/>
-          <w:szCs w:val="20"/>
-        </w:rPr>
-        <w:t>placebo law</w:t>
-      </w:r>
-      <w:r>
-        <w:rPr>
-          <w:rFonts w:ascii="Times New Roman" w:hAnsi="Times New Roman" w:cs="Times New Roman"/>
-          <w:color w:val="000000"/>
-          <w:sz w:val="20"/>
-          <w:szCs w:val="20"/>
-        </w:rPr>
-        <w:t xml:space="preserve"> method</w:t>
-      </w:r>
+      <w:proofErr w:type="gramStart"/>
+      <w:r>
+        <w:rPr>
+          <w:rFonts w:ascii="Times New Roman" w:hAnsi="Times New Roman" w:cs="Times New Roman"/>
+          <w:color w:val="000000"/>
+          <w:sz w:val="20"/>
+          <w:szCs w:val="20"/>
+        </w:rPr>
+        <w:t>method</w:t>
+      </w:r>
+      <w:proofErr w:type="gramEnd"/>
     </w:p>
     <w:p>
       <w:pPr>
@@ -5199,6 +4318,14 @@
         </w:rPr>
       </w:pPr>
     </w:p>
+    <w:p>
+      <w:pPr>
+        <w:rPr>
+          <w:lang w:val="en-CA"/>
+        </w:rPr>
+      </w:pPr>
+    </w:p>
+    <w:p/>
     <w:sectPr>
       <w:type w:val="continuous"/>
       <w:pgSz w:w="12240" w:h="15840" w:code="1"/>
